--- a/materialien/Welt1_Bagdad/5_Loesungen/KR_W1_Boss1_Gewuerzliste_EH.docx
+++ b/materialien/Welt1_Bagdad/5_Loesungen/KR_W1_Boss1_Gewuerzliste_EH.docx
@@ -571,7 +571,7 @@
           <w:color w:val="4A4A55"/>
           <w:sz w:val="19"/>
         </w:rPr>
-        <w:t xml:space="preserve"> den Geheimtext zum Klartext „anis“ mit dem Schlüssel (3, 7).</w:t>
+        <w:t xml:space="preserve"> den Geheimtext zum Klartext „anis“ mit dem Schlüssel (2, 9).</w:t>
       </w:r>
     </w:p>
     <w:tbl>
@@ -841,7 +841,7 @@
                 <w:color w:val="1B1B1F"/>
                 <w:sz w:val="19"/>
               </w:rPr>
-              <w:t>Rechnung 3 · p + 7: 10, 49, 34, 64</w:t>
+              <w:t>Rechnung 2 · p + 9: 11, 37, 27, 47</w:t>
             </w:r>
           </w:p>
         </w:tc>
@@ -959,7 +959,7 @@
                 <w:color w:val="1B1B1F"/>
                 <w:sz w:val="19"/>
               </w:rPr>
-              <w:t>10 20 05 06</w:t>
+              <w:t>11 08 27 18</w:t>
             </w:r>
           </w:p>
         </w:tc>
@@ -3295,7 +3295,7 @@
           <w:color w:val="4A4A55"/>
           <w:sz w:val="19"/>
         </w:rPr>
-        <w:t xml:space="preserve">Die Konkurrenz hat viele lange Bestelllisten abgefangen. Die häufigste Zahl ist 22, die zweithäufigste 20. </w:t>
+        <w:t xml:space="preserve">Die Konkurrenz hat viele lange Bestelllisten abgefangen. Die häufigste Zahl ist 14, die zweithäufigste 28. </w:t>
       </w:r>
       <w:r>
         <w:rPr>
@@ -3335,7 +3335,7 @@
           <w:color w:val="4A4A55"/>
           <w:sz w:val="19"/>
         </w:rPr>
-        <w:t xml:space="preserve"> ihn unter der Annahme, dass 22 für E und 20 für N steht.</w:t>
+        <w:t xml:space="preserve"> ihn unter der Annahme, dass 14 für E und 28 für N steht.</w:t>
       </w:r>
     </w:p>
     <w:tbl>
@@ -3605,7 +3605,7 @@
                 <w:color w:val="1B1B1F"/>
                 <w:sz w:val="19"/>
               </w:rPr>
-              <w:t>Gleichungen 5m + t ≡ 22, 14m + t ≡ 20 (mod 29) → 9m ≡ −2 ≡ 27 → m = 13 · 27 = 351 mod 29 = 3 (9</w:t>
+              <w:t>Gleichungen 5m + t ≡ 14, 14m + t ≡ 28 (mod 29) → 9m ≡ 14 → m = 13 · 14 = 182 mod 29 = 8 (9</w:t>
             </w:r>
             <w:r>
               <w:rPr>
@@ -3624,7 +3624,7 @@
                 <w:color w:val="1B1B1F"/>
                 <w:sz w:val="19"/>
               </w:rPr>
-              <w:t xml:space="preserve"> = 13 aus der Tabelle); t = 22 − 15 = 7 → </w:t>
+              <w:t xml:space="preserve"> = 13 aus der Tabelle); t = 14 − 40 = −26 ≡ 3 → </w:t>
             </w:r>
             <w:r>
               <w:rPr>
@@ -3634,7 +3634,7 @@
                 <w:color w:val="1B1B1F"/>
                 <w:sz w:val="19"/>
               </w:rPr>
-              <w:t>(3, 7)</w:t>
+              <w:t>(8, 3)</w:t>
             </w:r>
           </w:p>
         </w:tc>
@@ -3742,7 +3742,7 @@
                 <w:color w:val="1B1B1F"/>
                 <w:sz w:val="19"/>
               </w:rPr>
-              <w:t>Probe: n → 3 · 14 + 7 = 49 mod 29 = 20 ✔</w:t>
+              <w:t>Probe: n → 8 · 14 + 3 = 115 mod 29 = 28 ✔</w:t>
             </w:r>
           </w:p>
         </w:tc>
@@ -3859,7 +3859,7 @@
                 <w:color w:val="1B1B1F"/>
                 <w:sz w:val="19"/>
               </w:rPr>
-              <w:t xml:space="preserve"> Probieren von m mit der Bedingung 9m ≡ 27 (m = 3 sofort sichtbar, da 9 · 3 = 27) – volle Punktzahl.</w:t>
+              <w:t xml:space="preserve"> Probieren von m mit der Bedingung 9m ≡ 14 (m = 8: 9 · 8 = 72 = 2 · 29 + 14) – volle Punktzahl.</w:t>
             </w:r>
           </w:p>
         </w:tc>
@@ -3946,7 +3946,7 @@
                 <w:color w:val="1B1B1F"/>
                 <w:sz w:val="19"/>
               </w:rPr>
-              <w:t xml:space="preserve"> Gleichungssystem mit A = 0 aufgestellt (P1); negativer Rest −2 nicht in 27 umgewandelt (P2); nur „Häufigkeitsanalyse“ ohne Vorgehen (P10).</w:t>
+              <w:t xml:space="preserve"> Gleichungssystem mit A = 0 aufgestellt (P1); negativer Rest −26 nicht in 3 umgewandelt (P2); nur „Häufigkeitsanalyse“ ohne Vorgehen (P10).</w:t>
             </w:r>
           </w:p>
         </w:tc>
